--- a/static/media/4.to_trinh_ktr_giai_the.docx
+++ b/static/media/4.to_trinh_ktr_giai_the.docx
@@ -1,11 +1,11 @@
 
 <file path=word/document.xml><?xml version="1.0" encoding="utf-8"?>
-<w:document xmlns:wpc="http://schemas.microsoft.com/office/word/2010/wordprocessingCanvas" xmlns:cx="http://schemas.microsoft.com/office/drawing/2014/chartex" xmlns:cx1="http://schemas.microsoft.com/office/drawing/2015/9/8/chartex" xmlns:cx2="http://schemas.microsoft.com/office/drawing/2015/10/21/chartex" xmlns:cx3="http://schemas.microsoft.com/office/drawing/2016/5/9/chartex" xmlns:cx4="http://schemas.microsoft.com/office/drawing/2016/5/10/chartex" xmlns:cx5="http://schemas.microsoft.com/office/drawing/2016/5/11/chartex" xmlns:cx6="http://schemas.microsoft.com/office/drawing/2016/5/12/chartex" xmlns:cx7="http://schemas.microsoft.com/office/drawing/2016/5/13/chartex" xmlns:cx8="http://schemas.microsoft.com/office/drawing/2016/5/14/chartex" xmlns:mc="http://schemas.openxmlformats.org/markup-compatibility/2006" xmlns:aink="http://schemas.microsoft.com/office/drawing/2016/ink" xmlns:am3d="http://schemas.microsoft.com/office/drawing/2017/model3d" xmlns:o="urn:schemas-microsoft-com:office:office" xmlns:r="http://schemas.openxmlformats.org/officeDocument/2006/relationships" xmlns:m="http://schemas.openxmlformats.org/officeDocument/2006/math" xmlns:v="urn:schemas-microsoft-com:vml" xmlns:wp14="http://schemas.microsoft.com/office/word/2010/wordprocessingDrawing" xmlns:wp="http://schemas.openxmlformats.org/drawingml/2006/wordprocessingDrawing" xmlns:w10="urn:schemas-microsoft-com:office:word" xmlns:w="http://schemas.openxmlformats.org/wordprocessingml/2006/main" xmlns:w14="http://schemas.microsoft.com/office/word/2010/wordml" xmlns:w15="http://schemas.microsoft.com/office/word/2012/wordml" xmlns:w16cex="http://schemas.microsoft.com/office/word/2018/wordml/cex" xmlns:w16cid="http://schemas.microsoft.com/office/word/2016/wordml/cid" xmlns:w16="http://schemas.microsoft.com/office/word/2018/wordml" xmlns:w16sdtdh="http://schemas.microsoft.com/office/word/2020/wordml/sdtdatahash" xmlns:w16se="http://schemas.microsoft.com/office/word/2015/wordml/symex" xmlns:wpg="http://schemas.microsoft.com/office/word/2010/wordprocessingGroup" xmlns:wpi="http://schemas.microsoft.com/office/word/2010/wordprocessingInk" xmlns:wne="http://schemas.microsoft.com/office/word/2006/wordml" xmlns:wps="http://schemas.microsoft.com/office/word/2010/wordprocessingShape" mc:Ignorable="w14 w15 w16se w16cid w16 w16cex w16sdtdh wp14">
+<w:document xmlns:wpc="http://schemas.microsoft.com/office/word/2010/wordprocessingCanvas" xmlns:cx="http://schemas.microsoft.com/office/drawing/2014/chartex" xmlns:cx1="http://schemas.microsoft.com/office/drawing/2015/9/8/chartex" xmlns:cx2="http://schemas.microsoft.com/office/drawing/2015/10/21/chartex" xmlns:cx3="http://schemas.microsoft.com/office/drawing/2016/5/9/chartex" xmlns:cx4="http://schemas.microsoft.com/office/drawing/2016/5/10/chartex" xmlns:cx5="http://schemas.microsoft.com/office/drawing/2016/5/11/chartex" xmlns:cx6="http://schemas.microsoft.com/office/drawing/2016/5/12/chartex" xmlns:cx7="http://schemas.microsoft.com/office/drawing/2016/5/13/chartex" xmlns:cx8="http://schemas.microsoft.com/office/drawing/2016/5/14/chartex" xmlns:mc="http://schemas.openxmlformats.org/markup-compatibility/2006" xmlns:aink="http://schemas.microsoft.com/office/drawing/2016/ink" xmlns:am3d="http://schemas.microsoft.com/office/drawing/2017/model3d" xmlns:o="urn:schemas-microsoft-com:office:office" xmlns:oel="http://schemas.microsoft.com/office/2019/extlst" xmlns:r="http://schemas.openxmlformats.org/officeDocument/2006/relationships" xmlns:m="http://schemas.openxmlformats.org/officeDocument/2006/math" xmlns:v="urn:schemas-microsoft-com:vml" xmlns:wp14="http://schemas.microsoft.com/office/word/2010/wordprocessingDrawing" xmlns:wp="http://schemas.openxmlformats.org/drawingml/2006/wordprocessingDrawing" xmlns:w10="urn:schemas-microsoft-com:office:word" xmlns:w="http://schemas.openxmlformats.org/wordprocessingml/2006/main" xmlns:w14="http://schemas.microsoft.com/office/word/2010/wordml" xmlns:w15="http://schemas.microsoft.com/office/word/2012/wordml" xmlns:w16cex="http://schemas.microsoft.com/office/word/2018/wordml/cex" xmlns:w16cid="http://schemas.microsoft.com/office/word/2016/wordml/cid" xmlns:w16="http://schemas.microsoft.com/office/word/2018/wordml" xmlns:w16du="http://schemas.microsoft.com/office/word/2023/wordml/word16du" xmlns:w16sdtdh="http://schemas.microsoft.com/office/word/2020/wordml/sdtdatahash" xmlns:w16sdtfl="http://schemas.microsoft.com/office/word/2024/wordml/sdtformatlock" xmlns:w16se="http://schemas.microsoft.com/office/word/2015/wordml/symex" xmlns:wpg="http://schemas.microsoft.com/office/word/2010/wordprocessingGroup" xmlns:wpi="http://schemas.microsoft.com/office/word/2010/wordprocessingInk" xmlns:wne="http://schemas.microsoft.com/office/word/2006/wordml" xmlns:wps="http://schemas.microsoft.com/office/word/2010/wordprocessingShape" mc:Ignorable="w14 w15 w16se w16cid w16 w16cex w16sdtdh w16sdtfl w16du wp14">
   <w:body>
     <w:p>
       <w:pPr>
         <w:tabs>
-          <w:tab w:val="center" w:pos="1276"/>
+          <w:tab w:val="center" w:pos="1701"/>
           <w:tab w:val="center" w:pos="6804"/>
         </w:tabs>
         <w:ind w:left="-567" w:right="-567"/>
@@ -30,30 +30,54 @@
           <w:szCs w:val="24"/>
           <w:lang w:val="nl-NL"/>
         </w:rPr>
-        <w:t>CỤC THUẾ TỈNH QUẢNG TRỊ</w:t>
-      </w:r>
-      <w:r>
-        <w:rPr>
-          <w:sz w:val="28"/>
-          <w:szCs w:val="28"/>
-          <w:lang w:val="nl-NL"/>
-        </w:rPr>
-        <w:tab/>
-      </w:r>
-      <w:r>
-        <w:rPr>
-          <w:b/>
+        <w:t>C</w:t>
+      </w:r>
+      <w:r>
+        <w:rPr>
           <w:sz w:val="24"/>
           <w:szCs w:val="24"/>
           <w:lang w:val="nl-NL"/>
         </w:rPr>
+        <w:t>HI C</w:t>
+      </w:r>
+      <w:r>
+        <w:rPr>
+          <w:sz w:val="24"/>
+          <w:szCs w:val="24"/>
+          <w:lang w:val="nl-NL"/>
+        </w:rPr>
+        <w:t xml:space="preserve">ỤC THUẾ </w:t>
+      </w:r>
+      <w:r>
+        <w:rPr>
+          <w:sz w:val="24"/>
+          <w:szCs w:val="24"/>
+          <w:lang w:val="nl-NL"/>
+        </w:rPr>
+        <w:t>KHU VỰC XI</w:t>
+      </w:r>
+      <w:r>
+        <w:rPr>
+          <w:sz w:val="28"/>
+          <w:szCs w:val="28"/>
+          <w:lang w:val="nl-NL"/>
+        </w:rPr>
+        <w:tab/>
+      </w:r>
+      <w:r>
+        <w:rPr>
+          <w:b/>
+          <w:sz w:val="24"/>
+          <w:szCs w:val="24"/>
+          <w:lang w:val="nl-NL"/>
+        </w:rPr>
         <w:t>CỘNG HOÀ XÃ HỘI CHỦ NGHĨA VIỆT NAM</w:t>
       </w:r>
     </w:p>
     <w:p>
       <w:pPr>
         <w:tabs>
-          <w:tab w:val="center" w:pos="1276"/>
+          <w:tab w:val="center" w:pos="1701"/>
           <w:tab w:val="center" w:pos="6804"/>
         </w:tabs>
         <w:ind w:left="-567" w:right="-567"/>
@@ -70,6 +94,14 @@
           <w:spacing w:val="-20"/>
           <w:lang w:val="nl-NL"/>
         </w:rPr>
+        <w:tab/>
+      </w:r>
+      <w:r>
+        <w:rPr>
+          <w:b/>
+          <w:spacing w:val="-20"/>
+          <w:lang w:val="nl-NL"/>
+        </w:rPr>
         <w:t>PHÒNG</w:t>
       </w:r>
       <w:r>
@@ -91,6 +123,14 @@
       <w:r>
         <w:rPr>
           <w:b/>
+          <w:spacing w:val="-20"/>
+          <w:lang w:val="nl-NL"/>
+        </w:rPr>
+        <w:t xml:space="preserve"> SỐ 4</w:t>
+      </w:r>
+      <w:r>
+        <w:rPr>
+          <w:b/>
           <w:lang w:val="nl-NL"/>
         </w:rPr>
         <w:tab/>
@@ -168,6 +208,8 @@
     </w:p>
     <w:p>
       <w:pPr>
+        <w:spacing w:before="120"/>
+        <w:jc w:val="right"/>
         <w:rPr>
           <w:sz w:val="28"/>
           <w:szCs w:val="28"/>
@@ -184,7 +226,110 @@
         <mc:AlternateContent>
           <mc:Choice Requires="wps">
             <w:drawing>
-              <wp:anchor distT="0" distB="0" distL="114300" distR="114300" simplePos="0" relativeHeight="251657216" behindDoc="0" locked="0" layoutInCell="1" allowOverlap="1" wp14:anchorId="061180BE" wp14:editId="6884B8C9">
+              <wp:anchor distT="0" distB="0" distL="114300" distR="114300" simplePos="0" relativeHeight="251658240" behindDoc="0" locked="0" layoutInCell="1" allowOverlap="1" wp14:anchorId="46B1E6F6" wp14:editId="5535B420">
+                <wp:simplePos x="0" y="0"/>
+                <wp:positionH relativeFrom="column">
+                  <wp:posOffset>409575</wp:posOffset>
+                </wp:positionH>
+                <wp:positionV relativeFrom="paragraph">
+                  <wp:posOffset>12065</wp:posOffset>
+                </wp:positionV>
+                <wp:extent cx="1143000" cy="0"/>
+                <wp:effectExtent l="0" t="0" r="0" b="0"/>
+                <wp:wrapNone/>
+                <wp:docPr id="1" name="Line 5"/>
+                <wp:cNvGraphicFramePr>
+                  <a:graphicFrameLocks xmlns:a="http://schemas.openxmlformats.org/drawingml/2006/main"/>
+                </wp:cNvGraphicFramePr>
+                <a:graphic xmlns:a="http://schemas.openxmlformats.org/drawingml/2006/main">
+                  <a:graphicData uri="http://schemas.microsoft.com/office/word/2010/wordprocessingShape">
+                    <wps:wsp>
+                      <wps:cNvCnPr>
+                        <a:cxnSpLocks noChangeShapeType="1"/>
+                      </wps:cNvCnPr>
+                      <wps:spPr bwMode="auto">
+                        <a:xfrm>
+                          <a:off x="0" y="0"/>
+                          <a:ext cx="1143000" cy="0"/>
+                        </a:xfrm>
+                        <a:prstGeom prst="line">
+                          <a:avLst/>
+                        </a:prstGeom>
+                        <a:noFill/>
+                        <a:ln w="9525">
+                          <a:solidFill>
+                            <a:srgbClr val="000000"/>
+                          </a:solidFill>
+                          <a:round/>
+                          <a:headEnd/>
+                          <a:tailEnd/>
+                        </a:ln>
+                        <a:extLst>
+                          <a:ext uri="{909E8E84-426E-40DD-AFC4-6F175D3DCCD1}">
+                            <a14:hiddenFill xmlns:a14="http://schemas.microsoft.com/office/drawing/2010/main">
+                              <a:noFill/>
+                            </a14:hiddenFill>
+                          </a:ext>
+                        </a:extLst>
+                      </wps:spPr>
+                      <wps:bodyPr/>
+                    </wps:wsp>
+                  </a:graphicData>
+                </a:graphic>
+                <wp14:sizeRelH relativeFrom="page">
+                  <wp14:pctWidth>0</wp14:pctWidth>
+                </wp14:sizeRelH>
+                <wp14:sizeRelV relativeFrom="page">
+                  <wp14:pctHeight>0</wp14:pctHeight>
+                </wp14:sizeRelV>
+              </wp:anchor>
+            </w:drawing>
+          </mc:Choice>
+          <mc:Fallback>
+            <w:pict>
+              <v:line w14:anchorId="69D25370" id="Line 5" o:spid="_x0000_s1026" style="position:absolute;z-index:251658240;visibility:visible;mso-wrap-style:square;mso-width-percent:0;mso-height-percent:0;mso-wrap-distance-left:9pt;mso-wrap-distance-top:0;mso-wrap-distance-right:9pt;mso-wrap-distance-bottom:0;mso-position-horizontal:absolute;mso-position-horizontal-relative:text;mso-position-vertical:absolute;mso-position-vertical-relative:text;mso-width-percent:0;mso-height-percent:0;mso-width-relative:page;mso-height-relative:page" from="32.25pt,.95pt" to="122.25pt,.95pt" o:gfxdata="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"/>
+            </w:pict>
+          </mc:Fallback>
+        </mc:AlternateContent>
+      </w:r>
+      <w:r>
+        <w:rPr>
+          <w:i/>
+          <w:sz w:val="28"/>
+          <w:szCs w:val="28"/>
+          <w:lang w:val="nl-NL"/>
+        </w:rPr>
+        <w:t>Quảng Trị</w:t>
+      </w:r>
+      <w:r>
+        <w:rPr>
+          <w:i/>
+          <w:sz w:val="28"/>
+          <w:szCs w:val="28"/>
+          <w:lang w:val="nl-NL"/>
+        </w:rPr>
+        <w:t xml:space="preserve">, </w:t>
+      </w:r>
+      <w:r>
+        <w:rPr>
+          <w:i/>
+          <w:sz w:val="28"/>
+          <w:szCs w:val="28"/>
+          <w:lang w:val="nl-NL"/>
+        </w:rPr>
+        <w:t>&lt;trinh_ky&gt;</w:t>
+      </w:r>
+      <w:r>
+        <w:rPr>
+          <w:noProof/>
+          <w:sz w:val="28"/>
+          <w:szCs w:val="28"/>
+          <w:lang w:val="en-GB" w:eastAsia="en-GB"/>
+        </w:rPr>
+        <mc:AlternateContent>
+          <mc:Choice Requires="wps">
+            <w:drawing>
+              <wp:anchor distT="0" distB="0" distL="114300" distR="114300" simplePos="0" relativeHeight="251657216" behindDoc="0" locked="0" layoutInCell="1" allowOverlap="1" wp14:anchorId="061180BE" wp14:editId="2BE024C3">
                 <wp:simplePos x="0" y="0"/>
                 <wp:positionH relativeFrom="column">
                   <wp:posOffset>3402330</wp:posOffset>
@@ -245,90 +390,15 @@
           </mc:Choice>
           <mc:Fallback>
             <w:pict>
-              <v:line w14:anchorId="0B3E5E7E" id="Line 2" o:spid="_x0000_s1026" style="position:absolute;z-index:251657216;visibility:visible;mso-wrap-style:square;mso-width-percent:0;mso-height-percent:0;mso-wrap-distance-left:9pt;mso-wrap-distance-top:0;mso-wrap-distance-right:9pt;mso-wrap-distance-bottom:0;mso-position-horizontal:absolute;mso-position-horizontal-relative:text;mso-position-vertical:absolute;mso-position-vertical-relative:text;mso-width-percent:0;mso-height-percent:0;mso-width-relative:page;mso-height-relative:page" from="267.9pt,.8pt" to="411.9pt,.8pt" o:gfxdata="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"/>
+              <v:line w14:anchorId="37474E1D" id="Line 2" o:spid="_x0000_s1026" style="position:absolute;z-index:251657216;visibility:visible;mso-wrap-style:square;mso-width-percent:0;mso-height-percent:0;mso-wrap-distance-left:9pt;mso-wrap-distance-top:0;mso-wrap-distance-right:9pt;mso-wrap-distance-bottom:0;mso-position-horizontal:absolute;mso-position-horizontal-relative:text;mso-position-vertical:absolute;mso-position-vertical-relative:text;mso-width-percent:0;mso-height-percent:0;mso-width-relative:page;mso-height-relative:page" from="267.9pt,.8pt" to="411.9pt,.8pt" o:gfxdata="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"/>
             </w:pict>
           </mc:Fallback>
         </mc:AlternateContent>
       </w:r>
-      <w:r>
-        <w:rPr>
-          <w:noProof/>
-          <w:sz w:val="28"/>
-          <w:szCs w:val="28"/>
-          <w:lang w:val="en-GB" w:eastAsia="en-GB"/>
-        </w:rPr>
-        <mc:AlternateContent>
-          <mc:Choice Requires="wps">
-            <w:drawing>
-              <wp:anchor distT="0" distB="0" distL="114300" distR="114300" simplePos="0" relativeHeight="251658240" behindDoc="0" locked="0" layoutInCell="1" allowOverlap="1" wp14:anchorId="46B1E6F6" wp14:editId="31F65372">
-                <wp:simplePos x="0" y="0"/>
-                <wp:positionH relativeFrom="column">
-                  <wp:posOffset>209550</wp:posOffset>
-                </wp:positionH>
-                <wp:positionV relativeFrom="paragraph">
-                  <wp:posOffset>12065</wp:posOffset>
-                </wp:positionV>
-                <wp:extent cx="1143000" cy="0"/>
-                <wp:effectExtent l="0" t="0" r="19050" b="19050"/>
-                <wp:wrapNone/>
-                <wp:docPr id="1" name="Line 5"/>
-                <wp:cNvGraphicFramePr>
-                  <a:graphicFrameLocks xmlns:a="http://schemas.openxmlformats.org/drawingml/2006/main"/>
-                </wp:cNvGraphicFramePr>
-                <a:graphic xmlns:a="http://schemas.openxmlformats.org/drawingml/2006/main">
-                  <a:graphicData uri="http://schemas.microsoft.com/office/word/2010/wordprocessingShape">
-                    <wps:wsp>
-                      <wps:cNvCnPr>
-                        <a:cxnSpLocks noChangeShapeType="1"/>
-                      </wps:cNvCnPr>
-                      <wps:spPr bwMode="auto">
-                        <a:xfrm>
-                          <a:off x="0" y="0"/>
-                          <a:ext cx="1143000" cy="0"/>
-                        </a:xfrm>
-                        <a:prstGeom prst="line">
-                          <a:avLst/>
-                        </a:prstGeom>
-                        <a:noFill/>
-                        <a:ln w="9525">
-                          <a:solidFill>
-                            <a:srgbClr val="000000"/>
-                          </a:solidFill>
-                          <a:round/>
-                          <a:headEnd/>
-                          <a:tailEnd/>
-                        </a:ln>
-                        <a:extLst>
-                          <a:ext uri="{909E8E84-426E-40DD-AFC4-6F175D3DCCD1}">
-                            <a14:hiddenFill xmlns:a14="http://schemas.microsoft.com/office/drawing/2010/main">
-                              <a:noFill/>
-                            </a14:hiddenFill>
-                          </a:ext>
-                        </a:extLst>
-                      </wps:spPr>
-                      <wps:bodyPr/>
-                    </wps:wsp>
-                  </a:graphicData>
-                </a:graphic>
-                <wp14:sizeRelH relativeFrom="page">
-                  <wp14:pctWidth>0</wp14:pctWidth>
-                </wp14:sizeRelH>
-                <wp14:sizeRelV relativeFrom="page">
-                  <wp14:pctHeight>0</wp14:pctHeight>
-                </wp14:sizeRelV>
-              </wp:anchor>
-            </w:drawing>
-          </mc:Choice>
-          <mc:Fallback>
-            <w:pict>
-              <v:line w14:anchorId="67CD0CB1" id="Line 5" o:spid="_x0000_s1026" style="position:absolute;z-index:251658240;visibility:visible;mso-wrap-style:square;mso-width-percent:0;mso-height-percent:0;mso-wrap-distance-left:9pt;mso-wrap-distance-top:0;mso-wrap-distance-right:9pt;mso-wrap-distance-bottom:0;mso-position-horizontal:absolute;mso-position-horizontal-relative:text;mso-position-vertical:absolute;mso-position-vertical-relative:text;mso-width-percent:0;mso-height-percent:0;mso-width-relative:page;mso-height-relative:page" from="16.5pt,.95pt" to="106.5pt,.95pt" o:gfxdata="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"/>
-            </w:pict>
-          </mc:Fallback>
-        </mc:AlternateContent>
-      </w:r>
-    </w:p>
-    <w:p>
-      <w:pPr>
+    </w:p>
+    <w:p>
+      <w:pPr>
+        <w:spacing w:before="240"/>
         <w:jc w:val="center"/>
         <w:rPr>
           <w:b/>
@@ -362,75 +432,15 @@
           <w:sz w:val="28"/>
           <w:lang w:val="nl-NL"/>
         </w:rPr>
-        <w:t xml:space="preserve"> V/v ki</w:t>
-      </w:r>
-      <w:r>
-        <w:rPr>
-          <w:b/>
-          <w:sz w:val="28"/>
-          <w:lang w:val="nl-NL"/>
-        </w:rPr>
-        <w:t>ể</w:t>
-      </w:r>
-      <w:r>
-        <w:rPr>
-          <w:b/>
-          <w:sz w:val="28"/>
-          <w:lang w:val="nl-NL"/>
-        </w:rPr>
-        <w:t xml:space="preserve">m </w:t>
-      </w:r>
-      <w:r>
-        <w:rPr>
-          <w:b/>
-          <w:sz w:val="28"/>
-          <w:u w:val="single"/>
-          <w:lang w:val="nl-NL"/>
-        </w:rPr>
-        <w:t xml:space="preserve">tra </w:t>
-      </w:r>
-      <w:r>
-        <w:rPr>
-          <w:b/>
-          <w:sz w:val="28"/>
-          <w:u w:val="single"/>
-          <w:lang w:val="nl-NL"/>
-        </w:rPr>
-        <w:t>chấp hành p</w:t>
-      </w:r>
-      <w:r>
-        <w:rPr>
-          <w:b/>
-          <w:sz w:val="28"/>
-          <w:u w:val="single"/>
-          <w:lang w:val="nl-NL"/>
-        </w:rPr>
-        <w:t>háp</w:t>
-      </w:r>
-      <w:r>
-        <w:rPr>
-          <w:b/>
-          <w:sz w:val="28"/>
-          <w:lang w:val="nl-NL"/>
-        </w:rPr>
-        <w:t xml:space="preserve"> l</w:t>
-      </w:r>
-      <w:r>
-        <w:rPr>
-          <w:b/>
-          <w:sz w:val="28"/>
-          <w:lang w:val="nl-NL"/>
-        </w:rPr>
-        <w:t>uật Thuế</w:t>
-      </w:r>
-      <w:r>
-        <w:rPr>
-          <w:b/>
-          <w:sz w:val="28"/>
-          <w:u w:val="single"/>
-          <w:lang w:val="nl-NL"/>
-        </w:rPr>
-        <w:t xml:space="preserve"> </w:t>
+        <w:t xml:space="preserve"> V/v </w:t>
+      </w:r>
+      <w:r>
+        <w:rPr>
+          <w:b/>
+          <w:sz w:val="28"/>
+          <w:lang w:val="nl-NL"/>
+        </w:rPr>
+        <w:t>ban hành Quyết định kiểm tra giải thể</w:t>
       </w:r>
     </w:p>
     <w:p>
@@ -460,7 +470,31 @@
           <w:szCs w:val="28"/>
           <w:lang w:val="nl-NL"/>
         </w:rPr>
-        <w:t>Kính gửi: Lãnh đạo Cục Thuế tỉnh Quảng Trị</w:t>
+        <w:t>Kính gửi: Lãnh đạo C</w:t>
+      </w:r>
+      <w:r>
+        <w:rPr>
+          <w:sz w:val="28"/>
+          <w:szCs w:val="28"/>
+          <w:lang w:val="nl-NL"/>
+        </w:rPr>
+        <w:t>hi c</w:t>
+      </w:r>
+      <w:r>
+        <w:rPr>
+          <w:sz w:val="28"/>
+          <w:szCs w:val="28"/>
+          <w:lang w:val="nl-NL"/>
+        </w:rPr>
+        <w:t xml:space="preserve">ục Thuế </w:t>
+      </w:r>
+      <w:r>
+        <w:rPr>
+          <w:sz w:val="28"/>
+          <w:szCs w:val="28"/>
+          <w:lang w:val="nl-NL"/>
+        </w:rPr>
+        <w:t>khu vực XI</w:t>
       </w:r>
     </w:p>
     <w:p>
@@ -567,42 +601,7 @@
           <w:sz w:val="28"/>
           <w:szCs w:val="28"/>
         </w:rPr>
-        <w:t>Căn cứ Phiếu đề nghị xử lý về việc chấm dứt hiệu lực mã số thuế của</w:t>
-      </w:r>
-      <w:r>
-        <w:rPr>
-          <w:sz w:val="28"/>
-          <w:szCs w:val="28"/>
-        </w:rPr>
-        <w:t xml:space="preserve"> phòng</w:t>
-      </w:r>
-      <w:r>
-        <w:rPr>
-          <w:sz w:val="28"/>
-          <w:szCs w:val="28"/>
-        </w:rPr>
-        <w:t xml:space="preserve"> </w:t>
-      </w:r>
-      <w:r>
-        <w:rPr>
-          <w:sz w:val="28"/>
-          <w:szCs w:val="28"/>
-        </w:rPr>
-        <w:t xml:space="preserve">Kê khai </w:t>
-      </w:r>
-      <w:r>
-        <w:rPr>
-          <w:sz w:val="28"/>
-          <w:szCs w:val="28"/>
-        </w:rPr>
-        <w:t>và kế toán thuế</w:t>
-      </w:r>
-      <w:r>
-        <w:rPr>
-          <w:sz w:val="28"/>
-          <w:szCs w:val="28"/>
-        </w:rPr>
-        <w:t xml:space="preserve"> ngày </w:t>
+        <w:t xml:space="preserve">Căn cứ Phiếu đề nghị xử lý về việc chấm dứt hiệu lực mã số thuế ngày </w:t>
       </w:r>
       <w:r>
         <w:rPr>
@@ -653,15 +652,63 @@
           <w:szCs w:val="28"/>
           <w:lang w:val="nl-NL"/>
         </w:rPr>
-        <w:t xml:space="preserve"> Kiểm tra </w:t>
-      </w:r>
-      <w:r>
-        <w:rPr>
-          <w:sz w:val="28"/>
-          <w:szCs w:val="28"/>
-          <w:lang w:val="nl-NL"/>
-        </w:rPr>
-        <w:t>kính đề nghị Lãnh đạo Cục cho tiến hành</w:t>
+        <w:t xml:space="preserve"> Kiểm tra</w:t>
+      </w:r>
+      <w:r>
+        <w:rPr>
+          <w:sz w:val="28"/>
+          <w:szCs w:val="28"/>
+          <w:lang w:val="nl-NL"/>
+        </w:rPr>
+        <w:t xml:space="preserve"> số 4</w:t>
+      </w:r>
+      <w:r>
+        <w:rPr>
+          <w:sz w:val="28"/>
+          <w:szCs w:val="28"/>
+          <w:lang w:val="nl-NL"/>
+        </w:rPr>
+        <w:t xml:space="preserve"> </w:t>
+      </w:r>
+      <w:r>
+        <w:rPr>
+          <w:sz w:val="28"/>
+          <w:szCs w:val="28"/>
+          <w:lang w:val="nl-NL"/>
+        </w:rPr>
+        <w:t>kính đề nghị Lãnh đạo C</w:t>
+      </w:r>
+      <w:r>
+        <w:rPr>
+          <w:sz w:val="28"/>
+          <w:szCs w:val="28"/>
+          <w:lang w:val="nl-NL"/>
+        </w:rPr>
+        <w:t>hi c</w:t>
+      </w:r>
+      <w:r>
+        <w:rPr>
+          <w:sz w:val="28"/>
+          <w:szCs w:val="28"/>
+          <w:lang w:val="nl-NL"/>
+        </w:rPr>
+        <w:t>ục</w:t>
+      </w:r>
+      <w:r>
+        <w:rPr>
+          <w:sz w:val="28"/>
+          <w:szCs w:val="28"/>
+          <w:lang w:val="nl-NL"/>
+        </w:rPr>
+        <w:t xml:space="preserve"> Thuế khu vực XI</w:t>
+      </w:r>
+      <w:r>
+        <w:rPr>
+          <w:sz w:val="28"/>
+          <w:szCs w:val="28"/>
+          <w:lang w:val="nl-NL"/>
+        </w:rPr>
+        <w:t xml:space="preserve"> cho tiến hành</w:t>
       </w:r>
       <w:r>
         <w:rPr>
@@ -678,25 +725,7 @@
           <w:szCs w:val="28"/>
           <w:lang w:val="nl-NL"/>
         </w:rPr>
-        <w:t>chấp hành pháp luật t</w:t>
-      </w:r>
-      <w:r>
-        <w:rPr>
-          <w:color w:val="000000" w:themeColor="text1"/>
-          <w:sz w:val="28"/>
-          <w:szCs w:val="28"/>
-          <w:lang w:val="nl-NL"/>
-        </w:rPr>
-        <w:t>huế</w:t>
-      </w:r>
-      <w:r>
-        <w:rPr>
-          <w:color w:val="000000" w:themeColor="text1"/>
-          <w:sz w:val="28"/>
-          <w:szCs w:val="28"/>
-          <w:lang w:val="nl-NL"/>
-        </w:rPr>
-        <w:t xml:space="preserve"> trước khi giải thể</w:t>
+        <w:t>giải thể</w:t>
       </w:r>
       <w:r>
         <w:rPr>
@@ -760,21 +789,25 @@
           <w:color w:val="auto"/>
           <w:lang w:val="nl-NL"/>
         </w:rPr>
-        <w:t xml:space="preserve">- </w:t>
-      </w:r>
-      <w:r>
-        <w:rPr>
-          <w:color w:val="auto"/>
-          <w:lang w:val="nl-NL"/>
-        </w:rPr>
-        <w:t xml:space="preserve">Nội dung kiểm tra: Kiểm tra doanh thu, chí phí, thuế GTGT, Thuế TNDN, Thuế TNCN, tình hình trích BHXH, BHYT, BHTN, kinh phí công đoàn và tình hình sử </w:t>
-      </w:r>
-      <w:r>
-        <w:rPr>
-          <w:color w:val="auto"/>
-          <w:lang w:val="nl-NL"/>
-        </w:rPr>
-        <w:t>dụng hóa đơn</w:t>
+        <w:t xml:space="preserve">- Kiểm tra </w:t>
+      </w:r>
+      <w:r>
+        <w:rPr>
+          <w:color w:val="auto"/>
+        </w:rPr>
+        <w:t>t</w:t>
+      </w:r>
+      <w:r>
+        <w:rPr>
+          <w:color w:val="auto"/>
+        </w:rPr>
+        <w:t>ình hình chấp hành pháp luật thuế</w:t>
+      </w:r>
+      <w:r>
+        <w:rPr>
+          <w:color w:val="auto"/>
+        </w:rPr>
+        <w:t>;</w:t>
       </w:r>
       <w:r>
         <w:rPr>
@@ -786,23 +819,45 @@
       <w:r>
         <w:rPr>
           <w:color w:val="auto"/>
-          <w:lang w:val="nl-NL"/>
-        </w:rPr>
-        <w:t xml:space="preserve">từ năm </w:t>
-      </w:r>
-      <w:r>
-        <w:rPr>
-          <w:color w:val="auto"/>
-          <w:lang w:val="nl-NL"/>
-        </w:rPr>
-        <w:t xml:space="preserve">&lt;nam_ktra&gt; </w:t>
-      </w:r>
-      <w:r>
-        <w:rPr>
-          <w:color w:val="auto"/>
-          <w:lang w:val="nl-NL"/>
-        </w:rPr>
-        <w:t>đến thời điểm giải thể</w:t>
+        </w:rPr>
+        <w:t>t</w:t>
+      </w:r>
+      <w:r>
+        <w:rPr>
+          <w:color w:val="auto"/>
+        </w:rPr>
+        <w:t>ình hình quản lý và sử dụng hóa đơn</w:t>
+      </w:r>
+      <w:r>
+        <w:rPr>
+          <w:color w:val="auto"/>
+        </w:rPr>
+        <w:t xml:space="preserve">; </w:t>
+      </w:r>
+      <w:r>
+        <w:rPr>
+          <w:color w:val="auto"/>
+          <w:lang w:val="nl-NL"/>
+        </w:rPr>
+        <w:t xml:space="preserve">tình hình </w:t>
+      </w:r>
+      <w:r>
+        <w:rPr>
+          <w:color w:val="auto"/>
+        </w:rPr>
+        <w:t>trích nộp Bảo hiểm xã hội</w:t>
+      </w:r>
+      <w:r>
+        <w:rPr>
+          <w:color w:val="auto"/>
+        </w:rPr>
+        <w:t xml:space="preserve"> và</w:t>
+      </w:r>
+      <w:r>
+        <w:rPr>
+          <w:color w:val="auto"/>
+        </w:rPr>
+        <w:t xml:space="preserve"> Kinh phí công đoàn</w:t>
       </w:r>
       <w:r>
         <w:rPr>
@@ -827,100 +882,55 @@
           <w:color w:val="auto"/>
           <w:lang w:val="nl-NL"/>
         </w:rPr>
-        <w:t xml:space="preserve">Thành phần kiểm tra gồm có: </w:t>
-      </w:r>
-      <w:r>
-        <w:rPr>
-          <w:color w:val="auto"/>
-          <w:lang w:val="nl-NL"/>
-        </w:rPr>
-        <w:t>&lt;sl_cb&gt;</w:t>
-      </w:r>
-      <w:r>
-        <w:rPr>
-          <w:color w:val="auto"/>
-          <w:lang w:val="nl-NL"/>
-        </w:rPr>
-        <w:t xml:space="preserve"> </w:t>
-      </w:r>
-      <w:r>
-        <w:rPr>
-          <w:color w:val="auto"/>
-          <w:lang w:val="nl-NL"/>
-        </w:rPr>
-        <w:t>công chức</w:t>
-      </w:r>
-      <w:r>
-        <w:rPr>
-          <w:color w:val="auto"/>
-          <w:lang w:val="nl-NL"/>
-        </w:rPr>
-        <w:t xml:space="preserve"> Phòng </w:t>
-      </w:r>
-      <w:r>
-        <w:rPr>
-          <w:color w:val="auto"/>
-          <w:lang w:val="nl-NL"/>
-        </w:rPr>
-        <w:t>Thanh tra – Kiểm tra</w:t>
-      </w:r>
-      <w:r>
-        <w:rPr>
-          <w:color w:val="auto"/>
-          <w:lang w:val="nl-NL"/>
-        </w:rPr>
-        <w:t xml:space="preserve"> </w:t>
-      </w:r>
-      <w:r>
-        <w:rPr>
-          <w:color w:val="auto"/>
-          <w:lang w:val="nl-NL"/>
-        </w:rPr>
-        <w:t xml:space="preserve">do </w:t>
-      </w:r>
-      <w:r>
-        <w:rPr>
-          <w:color w:val="auto"/>
-          <w:lang w:val="nl-NL"/>
-        </w:rPr>
-        <w:t xml:space="preserve">&lt;cb_cv&gt; </w:t>
-      </w:r>
-      <w:r>
-        <w:rPr>
-          <w:color w:val="auto"/>
-          <w:lang w:val="nl-NL"/>
-        </w:rPr>
-        <w:t>làm tr</w:t>
-      </w:r>
-      <w:r>
-        <w:rPr>
-          <w:rFonts w:hint="eastAsia"/>
-          <w:color w:val="auto"/>
-          <w:lang w:val="nl-NL"/>
-        </w:rPr>
-        <w:t>ư</w:t>
-      </w:r>
-      <w:r>
-        <w:rPr>
-          <w:color w:val="auto"/>
-          <w:lang w:val="nl-NL"/>
-        </w:rPr>
-        <w:t xml:space="preserve">ởng </w:t>
-      </w:r>
-      <w:r>
-        <w:rPr>
-          <w:rFonts w:hint="eastAsia"/>
-          <w:color w:val="auto"/>
-          <w:lang w:val="nl-NL"/>
-        </w:rPr>
-        <w:t>đ</w:t>
-      </w:r>
-      <w:r>
-        <w:rPr>
-          <w:color w:val="auto"/>
-          <w:lang w:val="nl-NL"/>
-        </w:rPr>
-        <w:t>oàn.</w:t>
+        <w:t xml:space="preserve">- </w:t>
+      </w:r>
+      <w:r>
+        <w:rPr>
+          <w:color w:val="auto"/>
+        </w:rPr>
+        <w:t>Thời kỳ kiểm tra</w:t>
+      </w:r>
+      <w:r>
+        <w:rPr>
+          <w:color w:val="auto"/>
+          <w:lang w:val="nl-NL"/>
+        </w:rPr>
+        <w:t xml:space="preserve">: </w:t>
+      </w:r>
+      <w:r>
+        <w:rPr>
+          <w:color w:val="auto"/>
+          <w:lang w:val="nl-NL"/>
+        </w:rPr>
+        <w:t>T</w:t>
+      </w:r>
+      <w:r>
+        <w:rPr>
+          <w:color w:val="auto"/>
+          <w:lang w:val="nl-NL"/>
+        </w:rPr>
+        <w:t xml:space="preserve">ừ năm </w:t>
+      </w:r>
+      <w:r>
+        <w:rPr>
+          <w:color w:val="auto"/>
+          <w:lang w:val="nl-NL"/>
+        </w:rPr>
+        <w:t xml:space="preserve">&lt;nam_ktra&gt; </w:t>
+      </w:r>
+      <w:r>
+        <w:rPr>
+          <w:color w:val="auto"/>
+          <w:lang w:val="nl-NL"/>
+        </w:rPr>
+        <w:t>đến thời điểm giải thể</w:t>
+      </w:r>
+      <w:r>
+        <w:rPr>
+          <w:color w:val="auto"/>
+          <w:lang w:val="nl-NL"/>
+        </w:rPr>
+        <w:t>.</w:t>
       </w:r>
     </w:p>
     <w:p>
@@ -938,63 +948,14 @@
           <w:color w:val="auto"/>
           <w:lang w:val="nl-NL"/>
         </w:rPr>
-        <w:t xml:space="preserve">- Thời </w:t>
-      </w:r>
-      <w:r>
-        <w:rPr>
-          <w:color w:val="auto"/>
-          <w:lang w:val="nl-NL"/>
-        </w:rPr>
-        <w:t>hạn</w:t>
-      </w:r>
-      <w:r>
-        <w:rPr>
-          <w:color w:val="auto"/>
-          <w:lang w:val="nl-NL"/>
-        </w:rPr>
-        <w:t xml:space="preserve"> kiểm tra </w:t>
-      </w:r>
-      <w:r>
-        <w:rPr>
-          <w:color w:val="auto"/>
-          <w:lang w:val="nl-NL"/>
-        </w:rPr>
-        <w:t xml:space="preserve">&lt;so_ngay_ktra&gt; </w:t>
-      </w:r>
-      <w:r>
-        <w:rPr>
-          <w:color w:val="auto"/>
-          <w:lang w:val="nl-NL"/>
-        </w:rPr>
-        <w:t xml:space="preserve">ngày, </w:t>
-      </w:r>
-      <w:r>
-        <w:rPr>
-          <w:color w:val="auto"/>
-          <w:lang w:val="nl-NL"/>
-        </w:rPr>
-        <w:t>dự kiến</w:t>
-      </w:r>
-      <w:r>
-        <w:rPr>
-          <w:color w:val="auto"/>
-          <w:lang w:val="nl-NL"/>
-        </w:rPr>
-        <w:t xml:space="preserve"> từ ngày </w:t>
-      </w:r>
-      <w:r>
-        <w:rPr>
-          <w:color w:val="auto"/>
-          <w:lang w:val="nl-NL"/>
-        </w:rPr>
-        <w:t>&lt;ngay_ktra&gt;</w:t>
-      </w:r>
-      <w:r>
-        <w:rPr>
-          <w:color w:val="auto"/>
-          <w:lang w:val="nl-NL"/>
-        </w:rPr>
-        <w:t>.</w:t>
+        <w:t xml:space="preserve">Thành phần kiểm tra gồm có: </w:t>
+      </w:r>
+      <w:r>
+        <w:rPr>
+          <w:color w:val="auto"/>
+          <w:lang w:val="nl-NL"/>
+        </w:rPr>
+        <w:t>&lt;sl_cb&gt;</w:t>
       </w:r>
       <w:r>
         <w:rPr>
@@ -1002,6 +963,92 @@
           <w:lang w:val="nl-NL"/>
         </w:rPr>
         <w:t xml:space="preserve"> </w:t>
+      </w:r>
+      <w:r>
+        <w:rPr>
+          <w:color w:val="auto"/>
+          <w:lang w:val="nl-NL"/>
+        </w:rPr>
+        <w:t>công chức</w:t>
+      </w:r>
+      <w:r>
+        <w:rPr>
+          <w:color w:val="auto"/>
+          <w:lang w:val="nl-NL"/>
+        </w:rPr>
+        <w:t xml:space="preserve"> Phòng </w:t>
+      </w:r>
+      <w:r>
+        <w:rPr>
+          <w:color w:val="auto"/>
+          <w:lang w:val="nl-NL"/>
+        </w:rPr>
+        <w:t>Thanh tra – Kiểm tra</w:t>
+      </w:r>
+      <w:r>
+        <w:rPr>
+          <w:color w:val="auto"/>
+          <w:lang w:val="nl-NL"/>
+        </w:rPr>
+        <w:t xml:space="preserve"> </w:t>
+      </w:r>
+      <w:r>
+        <w:rPr>
+          <w:color w:val="auto"/>
+          <w:lang w:val="nl-NL"/>
+        </w:rPr>
+        <w:t xml:space="preserve">số 4 </w:t>
+      </w:r>
+      <w:r>
+        <w:rPr>
+          <w:color w:val="auto"/>
+          <w:lang w:val="nl-NL"/>
+        </w:rPr>
+        <w:t xml:space="preserve">do </w:t>
+      </w:r>
+      <w:r>
+        <w:rPr>
+          <w:color w:val="auto"/>
+          <w:lang w:val="nl-NL"/>
+        </w:rPr>
+        <w:t xml:space="preserve">&lt;cb_cv&gt; </w:t>
+      </w:r>
+      <w:r>
+        <w:rPr>
+          <w:color w:val="auto"/>
+          <w:lang w:val="nl-NL"/>
+        </w:rPr>
+        <w:t>làm tr</w:t>
+      </w:r>
+      <w:r>
+        <w:rPr>
+          <w:rFonts w:hint="eastAsia"/>
+          <w:color w:val="auto"/>
+          <w:lang w:val="nl-NL"/>
+        </w:rPr>
+        <w:t>ư</w:t>
+      </w:r>
+      <w:r>
+        <w:rPr>
+          <w:color w:val="auto"/>
+          <w:lang w:val="nl-NL"/>
+        </w:rPr>
+        <w:t xml:space="preserve">ởng </w:t>
+      </w:r>
+      <w:r>
+        <w:rPr>
+          <w:rFonts w:hint="eastAsia"/>
+          <w:color w:val="auto"/>
+          <w:lang w:val="nl-NL"/>
+        </w:rPr>
+        <w:t>đ</w:t>
+      </w:r>
+      <w:r>
+        <w:rPr>
+          <w:color w:val="auto"/>
+          <w:lang w:val="nl-NL"/>
+        </w:rPr>
+        <w:t>oàn.</w:t>
       </w:r>
     </w:p>
     <w:p>
@@ -1016,6 +1063,101 @@
       </w:pPr>
       <w:r>
         <w:rPr>
+          <w:color w:val="auto"/>
+          <w:lang w:val="nl-NL"/>
+        </w:rPr>
+        <w:t xml:space="preserve">- Thời </w:t>
+      </w:r>
+      <w:r>
+        <w:rPr>
+          <w:color w:val="auto"/>
+          <w:lang w:val="nl-NL"/>
+        </w:rPr>
+        <w:t>hạn</w:t>
+      </w:r>
+      <w:r>
+        <w:rPr>
+          <w:color w:val="auto"/>
+          <w:lang w:val="nl-NL"/>
+        </w:rPr>
+        <w:t xml:space="preserve"> kiểm tra </w:t>
+      </w:r>
+      <w:r>
+        <w:rPr>
+          <w:color w:val="auto"/>
+          <w:lang w:val="nl-NL"/>
+        </w:rPr>
+        <w:t xml:space="preserve">&lt;so_ngay_ktra&gt; </w:t>
+      </w:r>
+      <w:r>
+        <w:rPr>
+          <w:color w:val="auto"/>
+          <w:lang w:val="nl-NL"/>
+        </w:rPr>
+        <w:t>ngày</w:t>
+      </w:r>
+      <w:r>
+        <w:rPr>
+          <w:color w:val="auto"/>
+          <w:lang w:val="nl-NL"/>
+        </w:rPr>
+        <w:t xml:space="preserve"> làm việc</w:t>
+      </w:r>
+      <w:r>
+        <w:rPr>
+          <w:color w:val="auto"/>
+          <w:lang w:val="nl-NL"/>
+        </w:rPr>
+        <w:t xml:space="preserve">, </w:t>
+      </w:r>
+      <w:r>
+        <w:rPr>
+          <w:color w:val="auto"/>
+          <w:lang w:val="nl-NL"/>
+        </w:rPr>
+        <w:t>dự kiến</w:t>
+      </w:r>
+      <w:r>
+        <w:rPr>
+          <w:color w:val="auto"/>
+          <w:lang w:val="nl-NL"/>
+        </w:rPr>
+        <w:t xml:space="preserve"> từ ngày </w:t>
+      </w:r>
+      <w:r>
+        <w:rPr>
+          <w:color w:val="auto"/>
+          <w:lang w:val="nl-NL"/>
+        </w:rPr>
+        <w:t>&lt;ngay_ktra&gt;</w:t>
+      </w:r>
+      <w:r>
+        <w:rPr>
+          <w:color w:val="auto"/>
+          <w:lang w:val="nl-NL"/>
+        </w:rPr>
+        <w:t>.</w:t>
+      </w:r>
+      <w:r>
+        <w:rPr>
+          <w:color w:val="auto"/>
+          <w:lang w:val="nl-NL"/>
+        </w:rPr>
+        <w:t xml:space="preserve"> </w:t>
+      </w:r>
+    </w:p>
+    <w:p>
+      <w:pPr>
+        <w:pStyle w:val="BodyTextIndentTimesNewRoman"/>
+        <w:spacing w:line="380" w:lineRule="atLeast"/>
+        <w:ind w:firstLine="426"/>
+        <w:rPr>
+          <w:color w:val="auto"/>
+          <w:lang w:val="nl-NL"/>
+        </w:rPr>
+      </w:pPr>
+      <w:r>
+        <w:rPr>
           <w:color w:val="000000" w:themeColor="text1"/>
           <w:lang w:val="nl-NL"/>
         </w:rPr>
@@ -1027,6 +1169,13 @@
           <w:lang w:val="nl-NL"/>
         </w:rPr>
         <w:t>Phòng Thanh tra – Kiểm tra</w:t>
+      </w:r>
+      <w:r>
+        <w:rPr>
+          <w:color w:val="000000" w:themeColor="text1"/>
+          <w:lang w:val="nl-NL"/>
+        </w:rPr>
+        <w:t xml:space="preserve"> số 4</w:t>
       </w:r>
       <w:r>
         <w:rPr>
@@ -1070,14 +1219,35 @@
           <w:color w:val="000000" w:themeColor="text1"/>
           <w:lang w:val="nl-NL"/>
         </w:rPr>
-        <w:t xml:space="preserve"> Cục</w:t>
+        <w:t xml:space="preserve"> C</w:t>
       </w:r>
       <w:r>
         <w:rPr>
           <w:color w:val="000000" w:themeColor="text1"/>
           <w:lang w:val="nl-NL"/>
         </w:rPr>
+        <w:t>hi c</w:t>
+      </w:r>
+      <w:r>
+        <w:rPr>
+          <w:color w:val="000000" w:themeColor="text1"/>
+          <w:lang w:val="nl-NL"/>
+        </w:rPr>
+        <w:t>ục</w:t>
+      </w:r>
+      <w:r>
+        <w:rPr>
+          <w:color w:val="000000" w:themeColor="text1"/>
+          <w:lang w:val="nl-NL"/>
+        </w:rPr>
         <w:t xml:space="preserve"> </w:t>
+      </w:r>
+      <w:r>
+        <w:rPr>
+          <w:color w:val="000000" w:themeColor="text1"/>
+          <w:lang w:val="nl-NL"/>
+        </w:rPr>
+        <w:t xml:space="preserve">Thuế khu vực XI </w:t>
       </w:r>
       <w:r>
         <w:rPr>
@@ -1092,7 +1262,7 @@
           <w:color w:val="000000" w:themeColor="text1"/>
           <w:lang w:val="nl-NL"/>
         </w:rPr>
-        <w:t xml:space="preserve">ể phòng </w:t>
+        <w:t xml:space="preserve">ể </w:t>
       </w:r>
       <w:r>
         <w:rPr>
@@ -1136,56 +1306,6 @@
         <w:spacing w:line="312" w:lineRule="auto"/>
         <w:jc w:val="both"/>
         <w:rPr>
-          <w:i/>
-          <w:sz w:val="28"/>
-          <w:szCs w:val="28"/>
-          <w:lang w:val="nl-NL"/>
-        </w:rPr>
-      </w:pPr>
-      <w:r>
-        <w:rPr>
-          <w:sz w:val="28"/>
-          <w:szCs w:val="28"/>
-          <w:lang w:val="nl-NL"/>
-        </w:rPr>
-        <w:tab/>
-      </w:r>
-      <w:r>
-        <w:rPr>
-          <w:i/>
-          <w:sz w:val="28"/>
-          <w:szCs w:val="28"/>
-          <w:lang w:val="nl-NL"/>
-        </w:rPr>
-        <w:t>Quảng Trị</w:t>
-      </w:r>
-      <w:r>
-        <w:rPr>
-          <w:i/>
-          <w:sz w:val="28"/>
-          <w:szCs w:val="28"/>
-          <w:lang w:val="nl-NL"/>
-        </w:rPr>
-        <w:t xml:space="preserve">, </w:t>
-      </w:r>
-      <w:r>
-        <w:rPr>
-          <w:i/>
-          <w:sz w:val="28"/>
-          <w:szCs w:val="28"/>
-          <w:lang w:val="nl-NL"/>
-        </w:rPr>
-        <w:t>&lt;trinh_ky&gt;</w:t>
-      </w:r>
-    </w:p>
-    <w:p>
-      <w:pPr>
-        <w:tabs>
-          <w:tab w:val="center" w:pos="7088"/>
-        </w:tabs>
-        <w:spacing w:line="312" w:lineRule="auto"/>
-        <w:jc w:val="both"/>
-        <w:rPr>
           <w:b/>
           <w:sz w:val="24"/>
           <w:szCs w:val="24"/>
@@ -1206,7 +1326,34 @@
           <w:szCs w:val="28"/>
           <w:lang w:val="nl-NL"/>
         </w:rPr>
-        <w:t>CỤC</w:t>
+        <w:t>C</w:t>
+      </w:r>
+      <w:r>
+        <w:rPr>
+          <w:b/>
+          <w:sz w:val="28"/>
+          <w:szCs w:val="28"/>
+          <w:lang w:val="nl-NL"/>
+        </w:rPr>
+        <w:t>HI C</w:t>
+      </w:r>
+      <w:r>
+        <w:rPr>
+          <w:b/>
+          <w:sz w:val="28"/>
+          <w:szCs w:val="28"/>
+          <w:lang w:val="nl-NL"/>
+        </w:rPr>
+        <w:t>ỤC</w:t>
+      </w:r>
+      <w:r>
+        <w:rPr>
+          <w:b/>
+          <w:sz w:val="28"/>
+          <w:szCs w:val="28"/>
+          <w:lang w:val="nl-NL"/>
+        </w:rPr>
+        <w:t xml:space="preserve"> THUẾ</w:t>
       </w:r>
       <w:r>
         <w:rPr>
@@ -1422,7 +1569,7 @@
 </file>
 
 <file path=word/endnotes.xml><?xml version="1.0" encoding="utf-8"?>
-<w:endnotes xmlns:wpc="http://schemas.microsoft.com/office/word/2010/wordprocessingCanvas" xmlns:cx="http://schemas.microsoft.com/office/drawing/2014/chartex" xmlns:cx1="http://schemas.microsoft.com/office/drawing/2015/9/8/chartex" xmlns:cx2="http://schemas.microsoft.com/office/drawing/2015/10/21/chartex" xmlns:cx3="http://schemas.microsoft.com/office/drawing/2016/5/9/chartex" xmlns:cx4="http://schemas.microsoft.com/office/drawing/2016/5/10/chartex" xmlns:cx5="http://schemas.microsoft.com/office/drawing/2016/5/11/chartex" xmlns:cx6="http://schemas.microsoft.com/office/drawing/2016/5/12/chartex" xmlns:cx7="http://schemas.microsoft.com/office/drawing/2016/5/13/chartex" xmlns:cx8="http://schemas.microsoft.com/office/drawing/2016/5/14/chartex" xmlns:mc="http://schemas.openxmlformats.org/markup-compatibility/2006" xmlns:aink="http://schemas.microsoft.com/office/drawing/2016/ink" xmlns:am3d="http://schemas.microsoft.com/office/drawing/2017/model3d" xmlns:o="urn:schemas-microsoft-com:office:office" xmlns:r="http://schemas.openxmlformats.org/officeDocument/2006/relationships" xmlns:m="http://schemas.openxmlformats.org/officeDocument/2006/math" xmlns:v="urn:schemas-microsoft-com:vml" xmlns:wp14="http://schemas.microsoft.com/office/word/2010/wordprocessingDrawing" xmlns:wp="http://schemas.openxmlformats.org/drawingml/2006/wordprocessingDrawing" xmlns:w10="urn:schemas-microsoft-com:office:word" xmlns:w="http://schemas.openxmlformats.org/wordprocessingml/2006/main" xmlns:w14="http://schemas.microsoft.com/office/word/2010/wordml" xmlns:w15="http://schemas.microsoft.com/office/word/2012/wordml" xmlns:w16cex="http://schemas.microsoft.com/office/word/2018/wordml/cex" xmlns:w16cid="http://schemas.microsoft.com/office/word/2016/wordml/cid" xmlns:w16="http://schemas.microsoft.com/office/word/2018/wordml" xmlns:w16sdtdh="http://schemas.microsoft.com/office/word/2020/wordml/sdtdatahash" xmlns:w16se="http://schemas.microsoft.com/office/word/2015/wordml/symex" xmlns:wpg="http://schemas.microsoft.com/office/word/2010/wordprocessingGroup" xmlns:wpi="http://schemas.microsoft.com/office/word/2010/wordprocessingInk" xmlns:wne="http://schemas.microsoft.com/office/word/2006/wordml" xmlns:wps="http://schemas.microsoft.com/office/word/2010/wordprocessingShape" mc:Ignorable="w14 w15 w16se w16cid w16 w16cex w16sdtdh wp14">
+<w:endnotes xmlns:wpc="http://schemas.microsoft.com/office/word/2010/wordprocessingCanvas" xmlns:cx="http://schemas.microsoft.com/office/drawing/2014/chartex" xmlns:cx1="http://schemas.microsoft.com/office/drawing/2015/9/8/chartex" xmlns:cx2="http://schemas.microsoft.com/office/drawing/2015/10/21/chartex" xmlns:cx3="http://schemas.microsoft.com/office/drawing/2016/5/9/chartex" xmlns:cx4="http://schemas.microsoft.com/office/drawing/2016/5/10/chartex" xmlns:cx5="http://schemas.microsoft.com/office/drawing/2016/5/11/chartex" xmlns:cx6="http://schemas.microsoft.com/office/drawing/2016/5/12/chartex" xmlns:cx7="http://schemas.microsoft.com/office/drawing/2016/5/13/chartex" xmlns:cx8="http://schemas.microsoft.com/office/drawing/2016/5/14/chartex" xmlns:mc="http://schemas.openxmlformats.org/markup-compatibility/2006" xmlns:aink="http://schemas.microsoft.com/office/drawing/2016/ink" xmlns:am3d="http://schemas.microsoft.com/office/drawing/2017/model3d" xmlns:o="urn:schemas-microsoft-com:office:office" xmlns:oel="http://schemas.microsoft.com/office/2019/extlst" xmlns:r="http://schemas.openxmlformats.org/officeDocument/2006/relationships" xmlns:m="http://schemas.openxmlformats.org/officeDocument/2006/math" xmlns:v="urn:schemas-microsoft-com:vml" xmlns:wp14="http://schemas.microsoft.com/office/word/2010/wordprocessingDrawing" xmlns:wp="http://schemas.openxmlformats.org/drawingml/2006/wordprocessingDrawing" xmlns:w10="urn:schemas-microsoft-com:office:word" xmlns:w="http://schemas.openxmlformats.org/wordprocessingml/2006/main" xmlns:w14="http://schemas.microsoft.com/office/word/2010/wordml" xmlns:w15="http://schemas.microsoft.com/office/word/2012/wordml" xmlns:w16cex="http://schemas.microsoft.com/office/word/2018/wordml/cex" xmlns:w16cid="http://schemas.microsoft.com/office/word/2016/wordml/cid" xmlns:w16="http://schemas.microsoft.com/office/word/2018/wordml" xmlns:w16du="http://schemas.microsoft.com/office/word/2023/wordml/word16du" xmlns:w16sdtdh="http://schemas.microsoft.com/office/word/2020/wordml/sdtdatahash" xmlns:w16sdtfl="http://schemas.microsoft.com/office/word/2024/wordml/sdtformatlock" xmlns:w16se="http://schemas.microsoft.com/office/word/2015/wordml/symex" xmlns:wpg="http://schemas.microsoft.com/office/word/2010/wordprocessingGroup" xmlns:wpi="http://schemas.microsoft.com/office/word/2010/wordprocessingInk" xmlns:wne="http://schemas.microsoft.com/office/word/2006/wordml" xmlns:wps="http://schemas.microsoft.com/office/word/2010/wordprocessingShape" mc:Ignorable="w14 w15 w16se w16cid w16 w16cex w16sdtdh w16sdtfl w16du wp14">
   <w:endnote w:type="separator" w:id="-1">
     <w:p>
       <w:r>
@@ -1441,7 +1588,7 @@
 </file>
 
 <file path=word/footnotes.xml><?xml version="1.0" encoding="utf-8"?>
-<w:footnotes xmlns:wpc="http://schemas.microsoft.com/office/word/2010/wordprocessingCanvas" xmlns:cx="http://schemas.microsoft.com/office/drawing/2014/chartex" xmlns:cx1="http://schemas.microsoft.com/office/drawing/2015/9/8/chartex" xmlns:cx2="http://schemas.microsoft.com/office/drawing/2015/10/21/chartex" xmlns:cx3="http://schemas.microsoft.com/office/drawing/2016/5/9/chartex" xmlns:cx4="http://schemas.microsoft.com/office/drawing/2016/5/10/chartex" xmlns:cx5="http://schemas.microsoft.com/office/drawing/2016/5/11/chartex" xmlns:cx6="http://schemas.microsoft.com/office/drawing/2016/5/12/chartex" xmlns:cx7="http://schemas.microsoft.com/office/drawing/2016/5/13/chartex" xmlns:cx8="http://schemas.microsoft.com/office/drawing/2016/5/14/chartex" xmlns:mc="http://schemas.openxmlformats.org/markup-compatibility/2006" xmlns:aink="http://schemas.microsoft.com/office/drawing/2016/ink" xmlns:am3d="http://schemas.microsoft.com/office/drawing/2017/model3d" xmlns:o="urn:schemas-microsoft-com:office:office" xmlns:r="http://schemas.openxmlformats.org/officeDocument/2006/relationships" xmlns:m="http://schemas.openxmlformats.org/officeDocument/2006/math" xmlns:v="urn:schemas-microsoft-com:vml" xmlns:wp14="http://schemas.microsoft.com/office/word/2010/wordprocessingDrawing" xmlns:wp="http://schemas.openxmlformats.org/drawingml/2006/wordprocessingDrawing" xmlns:w10="urn:schemas-microsoft-com:office:word" xmlns:w="http://schemas.openxmlformats.org/wordprocessingml/2006/main" xmlns:w14="http://schemas.microsoft.com/office/word/2010/wordml" xmlns:w15="http://schemas.microsoft.com/office/word/2012/wordml" xmlns:w16cex="http://schemas.microsoft.com/office/word/2018/wordml/cex" xmlns:w16cid="http://schemas.microsoft.com/office/word/2016/wordml/cid" xmlns:w16="http://schemas.microsoft.com/office/word/2018/wordml" xmlns:w16sdtdh="http://schemas.microsoft.com/office/word/2020/wordml/sdtdatahash" xmlns:w16se="http://schemas.microsoft.com/office/word/2015/wordml/symex" xmlns:wpg="http://schemas.microsoft.com/office/word/2010/wordprocessingGroup" xmlns:wpi="http://schemas.microsoft.com/office/word/2010/wordprocessingInk" xmlns:wne="http://schemas.microsoft.com/office/word/2006/wordml" xmlns:wps="http://schemas.microsoft.com/office/word/2010/wordprocessingShape" mc:Ignorable="w14 w15 w16se w16cid w16 w16cex w16sdtdh wp14">
+<w:footnotes xmlns:wpc="http://schemas.microsoft.com/office/word/2010/wordprocessingCanvas" xmlns:cx="http://schemas.microsoft.com/office/drawing/2014/chartex" xmlns:cx1="http://schemas.microsoft.com/office/drawing/2015/9/8/chartex" xmlns:cx2="http://schemas.microsoft.com/office/drawing/2015/10/21/chartex" xmlns:cx3="http://schemas.microsoft.com/office/drawing/2016/5/9/chartex" xmlns:cx4="http://schemas.microsoft.com/office/drawing/2016/5/10/chartex" xmlns:cx5="http://schemas.microsoft.com/office/drawing/2016/5/11/chartex" xmlns:cx6="http://schemas.microsoft.com/office/drawing/2016/5/12/chartex" xmlns:cx7="http://schemas.microsoft.com/office/drawing/2016/5/13/chartex" xmlns:cx8="http://schemas.microsoft.com/office/drawing/2016/5/14/chartex" xmlns:mc="http://schemas.openxmlformats.org/markup-compatibility/2006" xmlns:aink="http://schemas.microsoft.com/office/drawing/2016/ink" xmlns:am3d="http://schemas.microsoft.com/office/drawing/2017/model3d" xmlns:o="urn:schemas-microsoft-com:office:office" xmlns:oel="http://schemas.microsoft.com/office/2019/extlst" xmlns:r="http://schemas.openxmlformats.org/officeDocument/2006/relationships" xmlns:m="http://schemas.openxmlformats.org/officeDocument/2006/math" xmlns:v="urn:schemas-microsoft-com:vml" xmlns:wp14="http://schemas.microsoft.com/office/word/2010/wordprocessingDrawing" xmlns:wp="http://schemas.openxmlformats.org/drawingml/2006/wordprocessingDrawing" xmlns:w10="urn:schemas-microsoft-com:office:word" xmlns:w="http://schemas.openxmlformats.org/wordprocessingml/2006/main" xmlns:w14="http://schemas.microsoft.com/office/word/2010/wordml" xmlns:w15="http://schemas.microsoft.com/office/word/2012/wordml" xmlns:w16cex="http://schemas.microsoft.com/office/word/2018/wordml/cex" xmlns:w16cid="http://schemas.microsoft.com/office/word/2016/wordml/cid" xmlns:w16="http://schemas.microsoft.com/office/word/2018/wordml" xmlns:w16du="http://schemas.microsoft.com/office/word/2023/wordml/word16du" xmlns:w16sdtdh="http://schemas.microsoft.com/office/word/2020/wordml/sdtdatahash" xmlns:w16sdtfl="http://schemas.microsoft.com/office/word/2024/wordml/sdtformatlock" xmlns:w16se="http://schemas.microsoft.com/office/word/2015/wordml/symex" xmlns:wpg="http://schemas.microsoft.com/office/word/2010/wordprocessingGroup" xmlns:wpi="http://schemas.microsoft.com/office/word/2010/wordprocessingInk" xmlns:wne="http://schemas.microsoft.com/office/word/2006/wordml" xmlns:wps="http://schemas.microsoft.com/office/word/2010/wordprocessingShape" mc:Ignorable="w14 w15 w16se w16cid w16 w16cex w16sdtdh w16sdtfl w16du wp14">
   <w:footnote w:type="separator" w:id="-1">
     <w:p>
       <w:r>
@@ -1460,7 +1607,7 @@
 </file>
 
 <file path=word/numbering.xml><?xml version="1.0" encoding="utf-8"?>
-<w:numbering xmlns:wpc="http://schemas.microsoft.com/office/word/2010/wordprocessingCanvas" xmlns:cx="http://schemas.microsoft.com/office/drawing/2014/chartex" xmlns:cx1="http://schemas.microsoft.com/office/drawing/2015/9/8/chartex" xmlns:cx2="http://schemas.microsoft.com/office/drawing/2015/10/21/chartex" xmlns:cx3="http://schemas.microsoft.com/office/drawing/2016/5/9/chartex" xmlns:cx4="http://schemas.microsoft.com/office/drawing/2016/5/10/chartex" xmlns:cx5="http://schemas.microsoft.com/office/drawing/2016/5/11/chartex" xmlns:cx6="http://schemas.microsoft.com/office/drawing/2016/5/12/chartex" xmlns:cx7="http://schemas.microsoft.com/office/drawing/2016/5/13/chartex" xmlns:cx8="http://schemas.microsoft.com/office/drawing/2016/5/14/chartex" xmlns:mc="http://schemas.openxmlformats.org/markup-compatibility/2006" xmlns:aink="http://schemas.microsoft.com/office/drawing/2016/ink" xmlns:am3d="http://schemas.microsoft.com/office/drawing/2017/model3d" xmlns:o="urn:schemas-microsoft-com:office:office" xmlns:r="http://schemas.openxmlformats.org/officeDocument/2006/relationships" xmlns:m="http://schemas.openxmlformats.org/officeDocument/2006/math" xmlns:v="urn:schemas-microsoft-com:vml" xmlns:wp14="http://schemas.microsoft.com/office/word/2010/wordprocessingDrawing" xmlns:wp="http://schemas.openxmlformats.org/drawingml/2006/wordprocessingDrawing" xmlns:w10="urn:schemas-microsoft-com:office:word" xmlns:w="http://schemas.openxmlformats.org/wordprocessingml/2006/main" xmlns:w14="http://schemas.microsoft.com/office/word/2010/wordml" xmlns:w15="http://schemas.microsoft.com/office/word/2012/wordml" xmlns:w16cex="http://schemas.microsoft.com/office/word/2018/wordml/cex" xmlns:w16cid="http://schemas.microsoft.com/office/word/2016/wordml/cid" xmlns:w16="http://schemas.microsoft.com/office/word/2018/wordml" xmlns:w16sdtdh="http://schemas.microsoft.com/office/word/2020/wordml/sdtdatahash" xmlns:w16se="http://schemas.microsoft.com/office/word/2015/wordml/symex" xmlns:wpg="http://schemas.microsoft.com/office/word/2010/wordprocessingGroup" xmlns:wpi="http://schemas.microsoft.com/office/word/2010/wordprocessingInk" xmlns:wne="http://schemas.microsoft.com/office/word/2006/wordml" xmlns:wps="http://schemas.microsoft.com/office/word/2010/wordprocessingShape" mc:Ignorable="w14 w15 w16se w16cid w16 w16cex w16sdtdh wp14">
+<w:numbering xmlns:wpc="http://schemas.microsoft.com/office/word/2010/wordprocessingCanvas" xmlns:cx="http://schemas.microsoft.com/office/drawing/2014/chartex" xmlns:cx1="http://schemas.microsoft.com/office/drawing/2015/9/8/chartex" xmlns:cx2="http://schemas.microsoft.com/office/drawing/2015/10/21/chartex" xmlns:cx3="http://schemas.microsoft.com/office/drawing/2016/5/9/chartex" xmlns:cx4="http://schemas.microsoft.com/office/drawing/2016/5/10/chartex" xmlns:cx5="http://schemas.microsoft.com/office/drawing/2016/5/11/chartex" xmlns:cx6="http://schemas.microsoft.com/office/drawing/2016/5/12/chartex" xmlns:cx7="http://schemas.microsoft.com/office/drawing/2016/5/13/chartex" xmlns:cx8="http://schemas.microsoft.com/office/drawing/2016/5/14/chartex" xmlns:mc="http://schemas.openxmlformats.org/markup-compatibility/2006" xmlns:aink="http://schemas.microsoft.com/office/drawing/2016/ink" xmlns:am3d="http://schemas.microsoft.com/office/drawing/2017/model3d" xmlns:o="urn:schemas-microsoft-com:office:office" xmlns:oel="http://schemas.microsoft.com/office/2019/extlst" xmlns:r="http://schemas.openxmlformats.org/officeDocument/2006/relationships" xmlns:m="http://schemas.openxmlformats.org/officeDocument/2006/math" xmlns:v="urn:schemas-microsoft-com:vml" xmlns:wp14="http://schemas.microsoft.com/office/word/2010/wordprocessingDrawing" xmlns:wp="http://schemas.openxmlformats.org/drawingml/2006/wordprocessingDrawing" xmlns:w10="urn:schemas-microsoft-com:office:word" xmlns:w="http://schemas.openxmlformats.org/wordprocessingml/2006/main" xmlns:w14="http://schemas.microsoft.com/office/word/2010/wordml" xmlns:w15="http://schemas.microsoft.com/office/word/2012/wordml" xmlns:w16cex="http://schemas.microsoft.com/office/word/2018/wordml/cex" xmlns:w16cid="http://schemas.microsoft.com/office/word/2016/wordml/cid" xmlns:w16="http://schemas.microsoft.com/office/word/2018/wordml" xmlns:w16du="http://schemas.microsoft.com/office/word/2023/wordml/word16du" xmlns:w16sdtdh="http://schemas.microsoft.com/office/word/2020/wordml/sdtdatahash" xmlns:w16sdtfl="http://schemas.microsoft.com/office/word/2024/wordml/sdtformatlock" xmlns:w16se="http://schemas.microsoft.com/office/word/2015/wordml/symex" xmlns:wpg="http://schemas.microsoft.com/office/word/2010/wordprocessingGroup" xmlns:wpi="http://schemas.microsoft.com/office/word/2010/wordprocessingInk" xmlns:wne="http://schemas.microsoft.com/office/word/2006/wordml" xmlns:wps="http://schemas.microsoft.com/office/word/2010/wordprocessingShape" mc:Ignorable="w14 w15 w16se w16cid w16 w16cex w16sdtdh w16sdtfl w16du wp14">
   <w:abstractNum w:abstractNumId="0" w15:restartNumberingAfterBreak="0">
     <w:nsid w:val="0791679F"/>
     <w:multiLevelType w:val="hybridMultilevel"/>
@@ -1855,20 +2002,20 @@
       </w:pPr>
     </w:lvl>
   </w:abstractNum>
-  <w:num w:numId="1">
+  <w:num w:numId="1" w16cid:durableId="1266108210">
     <w:abstractNumId w:val="0"/>
   </w:num>
-  <w:num w:numId="2">
+  <w:num w:numId="2" w16cid:durableId="813987368">
     <w:abstractNumId w:val="2"/>
   </w:num>
-  <w:num w:numId="3">
+  <w:num w:numId="3" w16cid:durableId="546339277">
     <w:abstractNumId w:val="1"/>
   </w:num>
 </w:numbering>
 </file>
 
 <file path=word/styles.xml><?xml version="1.0" encoding="utf-8"?>
-<w:styles xmlns:mc="http://schemas.openxmlformats.org/markup-compatibility/2006" xmlns:r="http://schemas.openxmlformats.org/officeDocument/2006/relationships" xmlns:w="http://schemas.openxmlformats.org/wordprocessingml/2006/main" xmlns:w14="http://schemas.microsoft.com/office/word/2010/wordml" xmlns:w15="http://schemas.microsoft.com/office/word/2012/wordml" xmlns:w16cex="http://schemas.microsoft.com/office/word/2018/wordml/cex" xmlns:w16cid="http://schemas.microsoft.com/office/word/2016/wordml/cid" xmlns:w16="http://schemas.microsoft.com/office/word/2018/wordml" xmlns:w16sdtdh="http://schemas.microsoft.com/office/word/2020/wordml/sdtdatahash" xmlns:w16se="http://schemas.microsoft.com/office/word/2015/wordml/symex" mc:Ignorable="w14 w15 w16se w16cid w16 w16cex w16sdtdh">
+<w:styles xmlns:mc="http://schemas.openxmlformats.org/markup-compatibility/2006" xmlns:r="http://schemas.openxmlformats.org/officeDocument/2006/relationships" xmlns:w="http://schemas.openxmlformats.org/wordprocessingml/2006/main" xmlns:w14="http://schemas.microsoft.com/office/word/2010/wordml" xmlns:w15="http://schemas.microsoft.com/office/word/2012/wordml" xmlns:w16cex="http://schemas.microsoft.com/office/word/2018/wordml/cex" xmlns:w16cid="http://schemas.microsoft.com/office/word/2016/wordml/cid" xmlns:w16="http://schemas.microsoft.com/office/word/2018/wordml" xmlns:w16du="http://schemas.microsoft.com/office/word/2023/wordml/word16du" xmlns:w16sdtdh="http://schemas.microsoft.com/office/word/2020/wordml/sdtdatahash" xmlns:w16sdtfl="http://schemas.microsoft.com/office/word/2024/wordml/sdtformatlock" xmlns:w16se="http://schemas.microsoft.com/office/word/2015/wordml/symex" mc:Ignorable="w14 w15 w16se w16cid w16 w16cex w16sdtdh w16sdtfl w16du">
   <w:docDefaults>
     <w:rPrDefault>
       <w:rPr>
@@ -1978,6 +2125,7 @@
     <w:lsdException w:name="HTML Sample" w:semiHidden="1" w:unhideWhenUsed="1"/>
     <w:lsdException w:name="HTML Typewriter" w:semiHidden="1" w:unhideWhenUsed="1"/>
     <w:lsdException w:name="HTML Variable" w:semiHidden="1" w:unhideWhenUsed="1"/>
+    <w:lsdException w:name="Normal Table" w:semiHidden="1" w:unhideWhenUsed="1"/>
     <w:lsdException w:name="annotation subject" w:semiHidden="1" w:unhideWhenUsed="1"/>
     <w:lsdException w:name="No List" w:semiHidden="1" w:unhideWhenUsed="1"/>
     <w:lsdException w:name="Outline List 1" w:semiHidden="1" w:unhideWhenUsed="1"/>
@@ -2020,8 +2168,11 @@
     <w:lsdException w:name="Table Contemporary" w:semiHidden="1" w:unhideWhenUsed="1"/>
     <w:lsdException w:name="Table Elegant" w:semiHidden="1" w:unhideWhenUsed="1"/>
     <w:lsdException w:name="Table Professional" w:semiHidden="1" w:unhideWhenUsed="1"/>
+    <w:lsdException w:name="Table Subtle 1" w:semiHidden="1" w:unhideWhenUsed="1"/>
     <w:lsdException w:name="Table Subtle 2" w:semiHidden="1" w:unhideWhenUsed="1"/>
     <w:lsdException w:name="Table Web 1" w:semiHidden="1" w:unhideWhenUsed="1"/>
+    <w:lsdException w:name="Table Web 2" w:semiHidden="1" w:unhideWhenUsed="1"/>
+    <w:lsdException w:name="Table Web 3" w:semiHidden="1" w:unhideWhenUsed="1"/>
     <w:lsdException w:name="Balloon Text" w:semiHidden="1" w:unhideWhenUsed="1"/>
     <w:lsdException w:name="Table Theme" w:semiHidden="1" w:unhideWhenUsed="1"/>
     <w:lsdException w:name="Placeholder Text" w:semiHidden="1" w:uiPriority="99"/>

--- a/static/media/4.to_trinh_ktr_giai_the.docx
+++ b/static/media/4.to_trinh_ktr_giai_the.docx
@@ -648,7 +648,7 @@
           <w:sz w:val="28"/>
           <w:szCs w:val="28"/>
         </w:rPr>
-        <w:t xml:space="preserve">2 </w:t>
+        <w:t>2</w:t>
       </w:r>
       <w:r>
         <w:rPr>

--- a/static/media/4.to_trinh_ktr_giai_the.docx
+++ b/static/media/4.to_trinh_ktr_giai_the.docx
@@ -687,7 +687,7 @@
           <w:color w:val="auto"/>
           <w:lang w:val="nl-NL"/>
         </w:rPr>
-        <w:t xml:space="preserve">Phòng Thanh tra - Kiểm tra số </w:t>
+        <w:t xml:space="preserve">Phòng Kiểm tra số </w:t>
       </w:r>
       <w:r>
         <w:rPr>

--- a/static/media/4.to_trinh_ktr_giai_the.docx
+++ b/static/media/4.to_trinh_ktr_giai_the.docx
@@ -170,8 +170,11 @@
     </w:p>
     <w:p>
       <w:pPr>
+        <w:tabs>
+          <w:tab w:val="right" w:pos="8505"/>
+        </w:tabs>
         <w:spacing w:before="120"/>
-        <w:jc w:val="right"/>
+        <w:jc w:val="both"/>
         <w:rPr>
           <w:i/>
           <w:sz w:val="28"/>
@@ -253,6 +256,14 @@
             </w:pict>
           </mc:Fallback>
         </mc:AlternateContent>
+      </w:r>
+      <w:r>
+        <w:rPr>
+          <w:i/>
+          <w:sz w:val="28"/>
+          <w:szCs w:val="28"/>
+        </w:rPr>
+        <w:tab/>
       </w:r>
       <w:r>
         <w:rPr>
